--- a/example_articles/occupations/Service/6.occupations_Service_Other_publisher.docx
+++ b/example_articles/occupations/Service/6.occupations_Service_Other_publisher.docx
@@ -7,9 +7,7 @@
         <w:pStyle w:val="Heading1"/>
       </w:pPr>
       <w:r>
-        <w:t>Madonna &amp; Warren Beatty UNCOVERED;</w:t>
-        <w:br/>
-        <w:t>This odd couple is a familiar sight</w:t>
+        <w:t>STATES, MUNICIPAL GOVERNMENTS LEAD MOVEMENT FOR MINIMUM WAGE HIKE</w:t>
       </w:r>
     </w:p>
     <w:p>
@@ -19,17 +17,17 @@
     </w:p>
     <w:p>
       <w:r>
-        <w:t>Date: 1990-02-20</w:t>
+        <w:t>Date: 2013-11-30</w:t>
       </w:r>
     </w:p>
     <w:p>
       <w:r>
-        <w:t>Section: LIFE; Pg. 1D; Cover Story</w:t>
+        <w:t>Section: NATIONAL; Pg. A-5</w:t>
       </w:r>
     </w:p>
     <w:p>
       <w:r>
-        <w:t>Source file: Other publishers/Files (500) (29).DOCX</w:t>
+        <w:t>Source file: Other publishers/Files (500) (12).DOCX</w:t>
       </w:r>
     </w:p>
     <w:p>
@@ -51,89 +49,27 @@
     </w:p>
     <w:p>
       <w:r>
-        <w:t>Blaring dance music pounds so loudly through small, funky Club Louis you can feel it in the pit of your stomach.</w:t>
+        <w:t>States and municipalities across the nation are leading a localized push to raise the minimum wage, driven largely by Democrats, who see it as an appeal to working-class Americans amid growing inequity.</w:t>
         <w:br/>
-        <w:t>Young, very hip, under-30 types cram the darkened dance floor while two men behind the bar hustle drinks so fast sweat drips down their faces.</w:t>
+        <w:t>Efforts in Congress to raise the national minimum wage above $7.25 an hour have stalled. But numerous local governments are forging ahead, in some cases voting to dramatically increase low-wage workers' pay. The efforts, while supported by many unions, threaten to create a patchwork of wage rates that could mean workers in some areas will be entitled to vastly less than those working similar jobs nearby. The campaigns reach from coast to coast.</w:t>
         <w:br/>
-        <w:t>Comedian Sandra Bernhard is on the black couch that lines the back wall, sipping a drink and giggling with two pals. Nearby, A Different World's Jasmine Guy makes a face at a friend.</w:t>
+        <w:t>As minimum wage fights have gone increasingly local, Democrats have led the charge, working to define themselves as the party of blue-collar workers, while casting Republicans as defenders of corporations and big business. Backing minimum wage increases, even in otherwise conservative states, sharpens that definition, they believe. Minimum-wage increases have broad public support, and income inequality issues have touched a nerve in many places.</w:t>
         <w:br/>
-        <w:t>And there, at the edge of the dance floor, is Madonna.</w:t>
+        <w:t>"When the pope starts criticizing trickle-down economics, you know the gulf between rich and poor has become too much to ignore," said Democratic consultant Tom Lindenfeld, who has close ties to labor unions.</w:t>
         <w:br/>
-        <w:t>Arms bent and back arched, she's lost in the movement and the sound. Her outfit looks like something from her Like a Prayer video - a big cross, dark camisole, lace bicycle pants, black fishnet stockings. She wears deep red lipstick. Her hair is black and cropped short.</w:t>
+        <w:t>President Barack Obama has called for an increase in the national rate, mentioning it in his most recent State of the Union address and recently signing on to a proposal from congressional Democrats to set a $10.10 hourly rate. But congressional Republicans have opposed any increase, saying it would hurt employers and curtail job growth.</w:t>
         <w:br/>
-        <w:t>It's a typical Friday night for the pop queen.</w:t>
+        <w:t>"When you raise the price of employment, guess what happens? You get less of it," House Speaker John Boehner, R-Ohio, said in February.</w:t>
         <w:br/>
-        <w:t>A few hours later, current beau Warren Beatty will come in and drag her out the door. That's also typical: He doesn't like to dance, but he's mad for Madonna.</w:t>
+        <w:t>Many states long ago set their rates slightly above the federal minimum, and a handful of cities joined them. But the recent push is distinguished by the number of jurisdictions involved and the magnitude of the increases proposed.</w:t>
         <w:br/>
-        <w:t>Just what is a hot, 31-year-old multimillion-dollar musicmaker like her doing with a lukewarm 52-year-old Hollywood sex symbol like him? A scrappy, working-class kid and a low-key preppy.</w:t>
+        <w:t>"Congress can't do anything right now, and even if they could, they wouldn't even come close to the level that various cities and states around the country are looking at," said Phil Mendelson, Democratic chairman of the District of Columbia Council, set to take an initial vote Tuesday setting the city's minimum wage at $11.50 an hour by 2016.</w:t>
         <w:br/>
-        <w:t>''Maybe there's more to the relationship than people can see,'' offers model Lonny Roland, 20, a Club Louis regular. ''They go to all the parties. They're everywhere.''</w:t>
+        <w:t>Even in red states, Democrats see opportunity in minimum-wage increases. Democrats are deep in the minority in South Dakota's and Arkansas' legislatures, for instance. But both states allow for statewide referenda, and Democrats there are gathering signatures to put minimum wage increases on the ballot in 2014.</w:t>
         <w:br/>
-        <w:t>It's true: Reclusive they're not, despite the fact that Beatty, since he vaulted to fame with Splendor in the Grass in 1961 and afterward felt burned by the press, has loathed publicity. In pre-Madonna days, he'd be spotted at the occasional Spago dinner with Jack Nicholson. Or at a liberal political fund-raiser. You didn't see him often.</w:t>
+        <w:t>At its highest purchasing power, in the 1960s and 1970s, the nation's minimum wage approached a rate of 50 percent of the nation's median wage. That's a ratio economists say is still important in assessing its ability to keep low-income residents out of poverty.</w:t>
         <w:br/>
-        <w:t>That has changed.</w:t>
-        <w:br/>
-        <w:t>As director and lead in the upcoming, much-hyped Dick Tracy, he has been forced out of hiding by Tracy co-star Madonna. The film, which opens this summer, brought the odd couple together last May.</w:t>
-        <w:br/>
-        <w:t>Beatty offered Madonna the part of sultry singer Breathless Mahoney, and the movie has been the buzz of Hollywood ever since. It's hoped that it'll be this summer's Batman.</w:t>
-        <w:br/>
-        <w:t>Their relationship started on the set, where Beatty, a relentless perfectionist, ordered take after take to get a scene just right. Madonna, no shrinking violet, took to calling him ''old man'' in front of everyone. He ate it up.</w:t>
-        <w:br/>
-        <w:t>Beatty, whose conquests make a stellar list - Julie Christie, Joan Collins, Leslie Caron, the late Natalie Wood, Diane Keaton, Isabelle Adjani, and that's only a few - has never married, although he has come close.</w:t>
-        <w:br/>
-        <w:t>In the Material Girl, Madonna-watchers say, he sees a fresh, takes-orders- from-no-one talent. Madonna, who hasn't had great cinematic success - except for the 1985 cult hit Desperately Seeking Susan - could use a big movie to establish her as an actress. She's divorced from sullen Brat Packer Sean Penn and not immune to this homme fatal's boyish charm.</w:t>
-        <w:br/>
-        <w:t>After all, Joan Collins once described him as ''sexually insatiable … three, four, five times a day every day was not unusual for him.'' Beatty needs ''to please women as well as conquer them,'' actress Susan Strasberg tells February's Fame magazine.</w:t>
-        <w:br/>
-        <w:t>On a recent Friday night, Madonna and Beatty are at Club Louis in a rundown district. The name on the outside says New Horizon. Only the plugged in can find the place.</w:t>
-        <w:br/>
-        <w:t>Madonna watches herself in the mirror. She doesn't talk to anyone - it's way too loud for that. But one of her best pals, photographer Herb Ritts, takes a break from dancing to get her a small bottle of Evian.</w:t>
-        <w:br/>
-        <w:t>Nobody bothers her. Occasionally, a young woman sidles up next to her and does the same dance step.</w:t>
-        <w:br/>
-        <w:t>More than 200 people are crammed into the club; owner Bret Whitkey says only two weeks earlier there were about 70. Word is out that Madonna is a regular.</w:t>
-        <w:br/>
-        <w:t>If Whitkey shuts down Club Louis to find another spot to ''throw a club,'' as is typical with roving L.A. nightclubs, Madonna - with or without Beatty - will probably find him. ''They follow us,'' explains Connie Gormican, who collects cash at the door.</w:t>
-        <w:br/>
-        <w:t>Seeing Beatty and Madonna out in L.A. is no big deal to veteran clubgoers. They used to frequent the more established Catch One, a predominately black-gay watering hole filled with the same loud house music. A scene from Beaches was filmed there.</w:t>
-        <w:br/>
-        <w:t>She and Beatty slipped in the back door. He watched while she took over the dance floor.</w:t>
-        <w:br/>
-        <w:t>''He seems really uptight,'' Lonny Roland says, ''but hey, what do I know?''</w:t>
-        <w:br/>
-        <w:t>Madonna won't stay home, though, and if Beatty won't go out with her, she finds other buddies - Bernhard among them - to go out with. ''I have great admiration for the fact that Madonna tries to lead a normal life,'' says Liz Rosenberg, her publicist.</w:t>
-        <w:br/>
-        <w:t>Hilary Asher, 23, a fledgling recording artist who has seen Madonna out ''a million times,'' remembers months back, she saw Madonna wearing a dress early in the evening. A little later she saw Bernhard at a different place, also in a dress. After midnight, she spotted the pair at a third club, and they had traded dresses.</w:t>
-        <w:br/>
-        <w:t>Bernhard loves clubs; Beatty prefers restaurants.</w:t>
-        <w:br/>
-        <w:t>They like the sole booth, right in the front, at Adriano's Ristorante in Bel-Air. They'll pop in before the dinner crush at trendy Citrus, a nouvelle joint on Melrose Avenue.</w:t>
-        <w:br/>
-        <w:t>''The only thing I can tell you is that they ate to fill their stomachs,'' says Asher, who saw them there on a recent Tuesday night. Madonna wore a black tapestry blazer over a black dress. She had a run in her stocking and wore a little black hat. She seemed to have no makeup on and, Asher says, ''her skin is gorgeous.''</w:t>
-        <w:br/>
-        <w:t>The waitress stopped one person from approaching them; a boy came out from the kitchen for an autograph. Madonna let him kiss her hand.</w:t>
-        <w:br/>
-        <w:t>At Louis XIV, a cavelike French restaurant for the bored Euro-trash crowd, it was much the same recently, although Madonna sat on Beatty's lap at one point. She often does that, no matter where they are. Beatty - less inclined to public displays - will sometimes wrap his arm around her.</w:t>
-        <w:br/>
-        <w:t>Most agree that he would be almost unrecognizable if he weren't traveling with her, partly because he's decidedly unflashy in his turtlenecks and sport coats; partly because he's not from the generation that populates these spots.</w:t>
-        <w:br/>
-        <w:t>Some say Madonna goes out to check out the latest dances (she launches a world tour in May), and to keep up with the Janet Jackson/Paula Abdul competition. Others think she goes to just cut loose.</w:t>
-        <w:br/>
-        <w:t>Will she cut loose from Beatty?  Or will he drop her?</w:t>
-        <w:br/>
-        <w:t>They're set to team in another movie, a comedy called Blessing in Disguise. And to Asher, it looks like more than a Hollywood fling.</w:t>
-        <w:br/>
-        <w:t>At Citrus, ''They didn't talk to each other, not because it was hostile,'' Asher recalls. ''They seemed comfortable. Like they didn't have to talk.''</w:t>
-        <w:br/>
-        <w:t>Contributing: Eric Allen, Pat Hilton</w:t>
-        <w:br/>
-        <w:br/>
-        <w:t>Graphic</w:t>
-        <w:br/>
-        <w:br/>
-        <w:t xml:space="preserve"> </w:t>
-        <w:br/>
-        <w:t>EAR GRAPHIC; color, Marcia Staimer (drawing, Warren Beatty, Madonna); GRAPHIC; color, Marcia Staimer (drawing, Warren Beatty, Madonna)</w:t>
+        <w:t>But barring action from Congress and the state legislatures, those jurisdictions will be surrounded by areas guaranteeing substantially lower wages -- as much as 30 percent less, if the current federal minimum holds. The effects of having such vastly different rates in the same metropolitan area are largely unknown.</w:t>
       </w:r>
     </w:p>
     <w:sectPr>

--- a/example_articles/occupations/Service/6.occupations_Service_Other_publisher.docx
+++ b/example_articles/occupations/Service/6.occupations_Service_Other_publisher.docx
@@ -7,7 +7,7 @@
         <w:pStyle w:val="Heading1"/>
       </w:pPr>
       <w:r>
-        <w:t>STATES, MUNICIPAL GOVERNMENTS LEAD MOVEMENT FOR MINIMUM WAGE HIKE</w:t>
+        <w:t>From man-eater to mom Christina Applegate successfully makes the transition from 'Married … With Children' to 'Jesse'</w:t>
       </w:r>
     </w:p>
     <w:p>
@@ -17,17 +17,17 @@
     </w:p>
     <w:p>
       <w:r>
-        <w:t>Date: 2013-11-30</w:t>
+        <w:t>Date: 1998-09-23</w:t>
       </w:r>
     </w:p>
     <w:p>
       <w:r>
-        <w:t>Section: NATIONAL; Pg. A-5</w:t>
+        <w:t>Section: FoodPlus;</w:t>
       </w:r>
     </w:p>
     <w:p>
       <w:r>
-        <w:t>Source file: Other publishers/Files (500) (12).DOCX</w:t>
+        <w:t>Source file: Other publishers/Files (500) (26).DOCX</w:t>
       </w:r>
     </w:p>
     <w:p>
@@ -49,27 +49,49 @@
     </w:p>
     <w:p>
       <w:r>
-        <w:t>States and municipalities across the nation are leading a localized push to raise the minimum wage, driven largely by Democrats, who see it as an appeal to working-class Americans amid growing inequity.</w:t>
+        <w:t>Not that I'm any authority on the subject, but it has to be difficult to look demure while wearing a Tyrolean-style cocktail-waitress outfit with an off-the-shoulder neckline, a thigh-high skirt and strategically placed suspenders designed to do the work of a push-up bra.</w:t>
         <w:br/>
-        <w:t>Efforts in Congress to raise the national minimum wage above $7.25 an hour have stalled. But numerous local governments are forging ahead, in some cases voting to dramatically increase low-wage workers' pay. The efforts, while supported by many unions, threaten to create a patchwork of wage rates that could mean workers in some areas will be entitled to vastly less than those working similar jobs nearby. The campaigns reach from coast to coast.</w:t>
+        <w:t>But, believe it or not, Christina Applegate, who played the man-eating Kelly Bundy on "Married … With Children," manages the task in her new NBC sitcom "Jesse." She displays a TV veteran's sense of comic timing while shifting into a vastly different and immediately appealing character. In that, she surpasses the amateurish debuts of her "Must-See TV" predecessors Lea Thompson in "Caroline in the City" and Brooke Shields in "Suddenly Susan." She's not the whole show, but she's a large and surprisingly delightful part of it.</w:t>
         <w:br/>
-        <w:t>As minimum wage fights have gone increasingly local, Democrats have led the charge, working to define themselves as the party of blue-collar workers, while casting Republicans as defenders of corporations and big business. Backing minimum wage increases, even in otherwise conservative states, sharpens that definition, they believe. Minimum-wage increases have broad public support, and income inequality issues have touched a nerve in many places.</w:t>
+        <w:t>For years, the 7:30 p.m. Thursday time slot was a cavity NBC plugged with dreck, taking advantage of viewers too tired or too jaded to bother to turn the channel in the half-hour before "Seinfeld." (Do "Union Square" or "The Single Guy" ring a bell? That's my official, patented TV Critic's Dreck Detector going off.) But when "Jesse" premieres this week on WMAQ Channel 5, it becomes the best show to fill that slot since "Friends" debuted there four seasons ago.</w:t>
         <w:br/>
-        <w:t>"When the pope starts criticizing trickle-down economics, you know the gulf between rich and poor has become too much to ignore," said Democratic consultant Tom Lindenfeld, who has close ties to labor unions.</w:t>
+        <w:t>There are good reasons for that. With "Seinfeld" gone, NBC can't afford to take anything for granted in its "Must-See TV" cash cow. What's more, "Jesse" was created by the same solid team of producers that put "Friends" together. Thursday's pilot was directed by the great James Burrows. It begins with the best sight gag of the fall TV season.</w:t>
         <w:br/>
-        <w:t>President Barack Obama has called for an increase in the national rate, mentioning it in his most recent State of the Union address and recently signing on to a proposal from congressional Democrats to set a $10.10 hourly rate. But congressional Republicans have opposed any increase, saying it would hurt employers and curtail job growth.</w:t>
+        <w:t>Jesse, working as a cocktail waitress in her dad's Buffalo, N.Y., bar, delivers him a drink order.</w:t>
         <w:br/>
-        <w:t>"When you raise the price of employment, guess what happens? You get less of it," House Speaker John Boehner, R-Ohio, said in February.</w:t>
+        <w:t>"I want a Fuzzy Navel and a Pink Lady," she says.</w:t>
         <w:br/>
-        <w:t>Many states long ago set their rates slightly above the federal minimum, and a handful of cities joined them. But the recent push is distinguished by the number of jurisdictions involved and the magnitude of the increases proposed.</w:t>
+        <w:t>"Coming right up," he responds, then brings out two glasses, fills them with ice and wrings the bar towel into them.</w:t>
         <w:br/>
-        <w:t>"Congress can't do anything right now, and even if they could, they wouldn't even come close to the level that various cities and states around the country are looking at," said Phil Mendelson, Democratic chairman of the District of Columbia Council, set to take an initial vote Tuesday setting the city's minimum wage at $11.50 an hour by 2016.</w:t>
+        <w:t>That does much to establish what kind of a place and what kind of a man this is. It took Fox's "Costello," a similar sitcom set in a blue-collar bar, 10 minutes and an awful lot of blustery dialogue to do what "Jesse" does with that one lithe joke.</w:t>
         <w:br/>
-        <w:t>Even in red states, Democrats see opportunity in minimum-wage increases. Democrats are deep in the minority in South Dakota's and Arkansas' legislatures, for instance. But both states allow for statewide referenda, and Democrats there are gathering signatures to put minimum wage increases on the ballot in 2014.</w:t>
+        <w:t>I don't mean to gush about "Jesse." Thursday's debut certainly has its problems, beginning with how routine it is determined to be. But "Jesse" is at least proficient, and it's something of a surprise to see NBC roll a working vehicle and not a lemon off the assembly line to fill out Thursday nights.</w:t>
         <w:br/>
-        <w:t>At its highest purchasing power, in the 1960s and 1970s, the nation's minimum wage approached a rate of 50 percent of the nation's median wage. That's a ratio economists say is still important in assessing its ability to keep low-income residents out of poverty.</w:t>
+        <w:t>The most stereotypical of the characters turns out to be that of her father. John Warner Sr. is played by George Dzundza, who previously played gruff but likable working-class schmoes in "The Deer Hunter" and "Law &amp; Order." He's a lovable racist of the sort only TV can produce.</w:t>
         <w:br/>
-        <w:t>But barring action from Congress and the state legislatures, those jurisdictions will be surrounded by areas guaranteeing substantially lower wages -- as much as 30 percent less, if the current federal minimum holds. The effects of having such vastly different rates in the same metropolitan area are largely unknown.</w:t>
+        <w:t>Of course, who should move in next door but a Chilean stud named Diego (Bruno Campos) who soon has eyes for Jesse. The banter between John Sr. and Diego is right out of the Sitcom Writer's Manual, and "Jesse" will probably fall back on it whenever it needs to fill out a script.</w:t>
+        <w:br/>
+        <w:t>Slightly better are the other side characters: her older brother John Jr. (John Lehr), who has taken a vow of silence, and her wacky, scheming younger brother, played by David DeLuise with more than a hint of his real-life father's mania.</w:t>
+        <w:br/>
+        <w:t>Jesse also has a son, Little John (Eric Lloyd), and she has sworn off dating in order to devote herself to him. In fact, she has even trained him to throw a wet blanket on any overly friendly bar patrons by running up, hugging the guy and shouting, "Daddy!"</w:t>
+        <w:br/>
+        <w:t>So Diego and Jesse are drawn to each other, but Jesse is tentative. That's the charm of Applegate's performance, that she really makes her character seem shy. She recites her list of reasons not to get involved to Diego, then finishes it off, "And stop it with the blue eyes already!"</w:t>
+        <w:br/>
+        <w:t>Even this follows a familiar sitcom formula: the tease. Unreleased sexual tension has been a sitcom staple since the glory days of Sam and Diane in "Cheers," and it has been played out to tiresome ends more recently in "Caroline" (to name just one offender). If "Jesse" were to resort to the same cheap device to hold viewers, it would soon prove an aggravation instead of a delight.</w:t>
+        <w:br/>
+        <w:t>Fortunately, with the help of soul singer Al Green, there is a sign at the end of Thursday's premiere that "Jesse" won't settle for such a pat way of keeping viewers interested.</w:t>
+        <w:br/>
+        <w:t>That's the thing about sitcom pilots. Even when they're done, in the can and on the air, they're not finished pieces of work but just a beginning, a sketch for how the sitcom should proceed. "Jesse" is proficient at worst, and at best it is a disarming and funny show. I think viewers will be enchanted with the new Christina Applegate and be pleasantly surprised with how the show develops.</w:t>
+        <w:br/>
+        <w:t>Then again, I thought "Veronica's Closet" was going to be a good series, too.</w:t>
+        <w:br/>
+        <w:br/>
+        <w:t>Graphic</w:t>
+        <w:br/>
+        <w:br/>
+        <w:t xml:space="preserve"> </w:t>
+        <w:br/>
+        <w:t>Christina Applegate of "Jesse": Can she remake herself from Kelly Bundy into a shy, demure and, above all, funny single mom?</w:t>
       </w:r>
     </w:p>
     <w:sectPr>
